--- a/лр2/лр2.docx
+++ b/лр2/лр2.docx
@@ -821,7 +821,7 @@
           <w:sz w:val="28"/>
           <w:szCs w:val="28"/>
         </w:rPr>
-        <w:t>https://github.com/serafima2007k-code/veb.git</w:t>
+        <w:t>https://github.com/serafima2007k-code/web-app.git</w:t>
       </w:r>
     </w:p>
     <w:p>
@@ -1195,6 +1195,7 @@
           <w:sz w:val="28"/>
           <w:szCs w:val="28"/>
         </w:rPr>
+        <w:lastRenderedPageBreak/>
         <w:t>Пишем код</w:t>
       </w:r>
       <w:r>
@@ -1231,7 +1232,6 @@
           <w:lang w:eastAsia="ru-RU"/>
           <w14:ligatures w14:val="none"/>
         </w:rPr>
-        <w:lastRenderedPageBreak/>
         <w:drawing>
           <wp:inline distT="0" distB="0" distL="0" distR="0" wp14:anchorId="406E5519" wp14:editId="16DC7D40">
             <wp:extent cx="5940425" cy="3129280"/>
